--- a/reports/r0294.docx
+++ b/reports/r0294.docx
@@ -45,7 +45,7 @@
           <w:color w:val="000000"/>
           <w:sz w:val="21"/>
         </w:rPr>
-        <w:t>■ 沈阳经济总量列辽宁省第二位，人均GDP约9.83万元、人均经济实力居全省中游，经济增速由6.20%回落至2.00%、有所放缓；固定资产投资最新增速转负（-24.90%），经济动能仍有待修复。【待补充：沈阳市的行政与战略定位、支柱产业及龙头企业（数据库未覆盖，需人工补充）】</w:t>
+        <w:t>■ 沈阳作为辽宁省省会，经济总量列辽宁省第二位，人均GDP约9.83万元、人均经济实力居全省中游，经济增速由6.20%回落至2.00%、有所放缓；固定资产投资最新增速转负（-24.90%），经济动能仍有待修复。</w:t>
       </w:r>
     </w:p>
     <w:p>
@@ -75,7 +75,7 @@
           <w:color w:val="000000"/>
           <w:sz w:val="21"/>
         </w:rPr>
-        <w:t>产业结构方面，2025年沈阳市三次产业结构为4.1:32.8:63.1。【待补充：支柱产业、主要龙头企业、对外贸易等定性描述（数据库未覆盖）】</w:t>
+        <w:t>产业结构方面，2025年沈阳市三次产业结构为4.1:32.8:63.1，以汽车制造、高端装备、航空、机器人为支柱，聚集华晨宝马、沈鼓、新松机器人等企业。</w:t>
       </w:r>
     </w:p>
     <w:p>
